--- a/kindle/入稿/第2巻_副業＜転職.docx
+++ b/kindle/入稿/第2巻_副業＜転職.docx
@@ -346,7 +346,7 @@
           <w:sz w:val="21"/>
           <w:szCs w:val="21"/>
         </w:rPr>
-        <w:t xml:space="preserve">「何様のつもりだ、と思われるんじゃないか」。「身の程を知れ、とこの話ごと白紙にされるんじゃないか」。隣に妻が座っているのに、静まり返ったリビングで、自分の心臓の音ばかりが、やけに大きく聞こえていました。</w:t>
+        <w:t xml:space="preserve">「何様のつもりだ、と思われるんじゃないか」。「身の程を知れ、とこの話ごと白紙にされるんじゃないか」。隣に妻が座っているのに、僕は意味もなく、スリープに落ちた画面を、指先で二度、三度と叩いて起こしていました。「700」の三文字を、ただ確かめるためだけに。</w:t>
       </w:r>
     </w:p>
     <w:p>
@@ -3768,7 +3768,7 @@
           <w:sz w:val="21"/>
           <w:szCs w:val="21"/>
         </w:rPr>
-        <w:t xml:space="preserve">この業務委託の期間、僕は並行して、転職サービスにも、いくつかこっそり登録していました。名前を出すと、たとえばリクルートエージェントのような大手の総合型と、ビズリーチのようなハイクラス向けのスカウト型。今でも、その手のサービスからは、ちょくちょくスカウトのメールが届きます。</w:t>
+        <w:t xml:space="preserve">この業務委託の期間、僕は並行して、転職サービスにも、いくつかこっそり登録していました。名前を出すと、たとえばリクルートエージェントのような大手の総合型と、ビズリーチのようなハイクラス向けのスカウト型。応募するためじゃなく、「よそなら自分にいくらの値札がつくのか」を、こわごわ覗きに行くためです。</w:t>
       </w:r>
     </w:p>
     <w:p>

--- a/kindle/入稿/第2巻_副業＜転職.docx
+++ b/kindle/入稿/第2巻_副業＜転職.docx
@@ -291,7 +291,7 @@
     <w:p>
       <w:pPr>
         <w:pStyle w:val="Heading1"/>
-        <w:spacing w:after="220" w:before="480"/>
+        <w:spacing w:after="220" w:before="240"/>
       </w:pPr>
       <w:r>
         <w:rPr>
@@ -301,232 +301,177 @@
           <w:sz w:val="30"/>
           <w:szCs w:val="30"/>
         </w:rPr>
-        <w:t xml:space="preserve">まえがき</w:t>
-      </w:r>
-    </w:p>
-    <w:p>
-      <w:pPr>
-        <w:spacing w:after="160" w:line="360"/>
-      </w:pPr>
-      <w:r>
-        <w:rPr>
-          <w:rFonts w:ascii="Yu Mincho" w:cs="Yu Mincho" w:eastAsia="Yu Mincho" w:hAnsi="Yu Mincho"/>
-          <w:b w:val="false"/>
-          <w:bCs w:val="false"/>
-          <w:sz w:val="21"/>
-          <w:szCs w:val="21"/>
-        </w:rPr>
-        <w:t xml:space="preserve">送信ボタンの真上で、親指がぴたりと止まったまま、五分が経っていました。</w:t>
-      </w:r>
-    </w:p>
-    <w:p>
-      <w:pPr>
-        <w:spacing w:after="160" w:line="360"/>
-      </w:pPr>
-      <w:r>
-        <w:rPr>
-          <w:rFonts w:ascii="Yu Mincho" w:cs="Yu Mincho" w:eastAsia="Yu Mincho" w:hAnsi="Yu Mincho"/>
-          <w:b w:val="false"/>
-          <w:bCs w:val="false"/>
-          <w:sz w:val="21"/>
-          <w:szCs w:val="21"/>
-        </w:rPr>
-        <w:t xml:space="preserve">画面に表示されているのは、たった三文字の数字。僕が打ち込んだ「700」——希望年収です。</w:t>
-      </w:r>
-    </w:p>
-    <w:p>
-      <w:pPr>
-        <w:spacing w:after="160" w:line="360"/>
-      </w:pPr>
-      <w:r>
-        <w:rPr>
-          <w:rFonts w:ascii="Yu Mincho" w:cs="Yu Mincho" w:eastAsia="Yu Mincho" w:hAnsi="Yu Mincho"/>
-          <w:b w:val="false"/>
-          <w:bCs w:val="false"/>
-          <w:sz w:val="21"/>
-          <w:szCs w:val="21"/>
-        </w:rPr>
-        <w:t xml:space="preserve">「何様のつもりだ、と思われるんじゃないか」。「身の程を知れ、とこの話ごと白紙にされるんじゃないか」。隣に妻が座っているのに、僕は意味もなく、スリープに落ちた画面を、指先で二度、三度と叩いて起こしていました。「700」の三文字を、ただ確かめるためだけに。</w:t>
-      </w:r>
-    </w:p>
-    <w:p>
-      <w:pPr>
-        <w:spacing w:after="160" w:line="360"/>
-      </w:pPr>
-      <w:r>
-        <w:rPr>
-          <w:rFonts w:ascii="Yu Mincho" w:cs="Yu Mincho" w:eastAsia="Yu Mincho" w:hAnsi="Yu Mincho"/>
-          <w:b w:val="false"/>
-          <w:bCs w:val="false"/>
-          <w:sz w:val="21"/>
-          <w:szCs w:val="21"/>
-        </w:rPr>
-        <w:t xml:space="preserve">小売の売り場に15年立っていた僕にとって、給料は「会社から一方的に言い渡されるもの」でした。毎年春、上から一枚の紙が下りてくる。そこに書かれた数字を見て、「今年はこれか」とため息をつく。数百円、上がっただの下がっただので一喜一憂して、それで終わり。自分の値段を、自分の口から言う。そんなことは、生まれてこのかた、一度も考えたことがありませんでした。</w:t>
-      </w:r>
-    </w:p>
-    <w:p>
-      <w:pPr>
-        <w:spacing w:after="160" w:line="360"/>
-      </w:pPr>
-      <w:r>
-        <w:rPr>
-          <w:rFonts w:ascii="Yu Mincho" w:cs="Yu Mincho" w:eastAsia="Yu Mincho" w:hAnsi="Yu Mincho"/>
-          <w:b w:val="false"/>
-          <w:bCs w:val="false"/>
-          <w:sz w:val="21"/>
-          <w:szCs w:val="21"/>
-        </w:rPr>
-        <w:t xml:space="preserve">その僕が、深夜のリビングで、自分の値段を、自分で打ち込んでいる。</w:t>
-      </w:r>
-    </w:p>
-    <w:p>
-      <w:pPr>
-        <w:spacing w:after="160" w:line="360"/>
-      </w:pPr>
-      <w:r>
-        <w:rPr>
-          <w:rFonts w:ascii="Yu Mincho" w:cs="Yu Mincho" w:eastAsia="Yu Mincho" w:hAnsi="Yu Mincho"/>
-          <w:b w:val="false"/>
-          <w:bCs w:val="false"/>
-          <w:sz w:val="21"/>
-          <w:szCs w:val="21"/>
-        </w:rPr>
-        <w:t xml:space="preserve">子どもたちが寝静まった、見慣れた部屋で。第1巻で700万円を溶かした、あの同じテーブルの上で。</w:t>
-      </w:r>
-    </w:p>
-    <w:p>
-      <w:pPr>
-        <w:spacing w:after="160" w:line="360"/>
-      </w:pPr>
-      <w:r>
-        <w:rPr>
-          <w:rFonts w:ascii="Yu Mincho" w:cs="Yu Mincho" w:eastAsia="Yu Mincho" w:hAnsi="Yu Mincho"/>
-          <w:b w:val="false"/>
-          <w:bCs w:val="false"/>
-          <w:sz w:val="21"/>
-          <w:szCs w:val="21"/>
-        </w:rPr>
-        <w:t xml:space="preserve">結論から言うと、そのとき僕が出した金額は、通りました。</w:t>
-      </w:r>
-    </w:p>
-    <w:p>
-      <w:pPr>
-        <w:spacing w:after="160" w:line="360"/>
-      </w:pPr>
-      <w:r>
-        <w:rPr>
-          <w:rFonts w:ascii="Yu Mincho" w:cs="Yu Mincho" w:eastAsia="Yu Mincho" w:hAnsi="Yu Mincho"/>
-          <w:b w:val="false"/>
-          <w:bCs w:val="false"/>
-          <w:sz w:val="21"/>
-          <w:szCs w:val="21"/>
-        </w:rPr>
-        <w:t xml:space="preserve">15年勤めても400万円だった僕の年収は、その一通のメッセージのあとで、700万円になりました。</w:t>
-      </w:r>
-    </w:p>
-    <w:p>
-      <w:pPr>
-        <w:spacing w:after="160" w:line="360"/>
-      </w:pPr>
-      <w:r>
-        <w:rPr>
-          <w:rFonts w:ascii="Yu Mincho" w:cs="Yu Mincho" w:eastAsia="Yu Mincho" w:hAnsi="Yu Mincho"/>
-          <w:b w:val="false"/>
-          <w:bCs w:val="false"/>
-          <w:sz w:val="21"/>
-          <w:szCs w:val="21"/>
-        </w:rPr>
-        <w:t xml:space="preserve">でも、この本で伝えたいのは、「年収が上がった、よかったですね」という自慢話じゃありません。</w:t>
-      </w:r>
-    </w:p>
-    <w:p>
-      <w:pPr>
-        <w:spacing w:after="160" w:line="360"/>
-      </w:pPr>
-      <w:r>
-        <w:rPr>
-          <w:rFonts w:ascii="Yu Mincho" w:cs="Yu Mincho" w:eastAsia="Yu Mincho" w:hAnsi="Yu Mincho"/>
-          <w:b w:val="false"/>
-          <w:bCs w:val="false"/>
-          <w:sz w:val="21"/>
-          <w:szCs w:val="21"/>
-        </w:rPr>
-        <w:t xml:space="preserve">むしろ逆です。僕は、この「自分の値段を自分でつける」という当たり前のことにたどり着くまでに、6年以上を副業に溶かして、700万円を失って、家族との時間まで犠牲にしました。とんでもない遠回りをしたんです。</w:t>
-      </w:r>
-    </w:p>
-    <w:p>
-      <w:pPr>
-        <w:spacing w:after="160" w:line="360"/>
-      </w:pPr>
-      <w:r>
-        <w:rPr>
-          <w:rFonts w:ascii="Yu Mincho" w:cs="Yu Mincho" w:eastAsia="Yu Mincho" w:hAnsi="Yu Mincho"/>
-          <w:b w:val="false"/>
-          <w:bCs w:val="false"/>
-          <w:sz w:val="21"/>
-          <w:szCs w:val="21"/>
-        </w:rPr>
-        <w:t xml:space="preserve">もっと早く、この順番に気づいていれば。</w:t>
-      </w:r>
-    </w:p>
-    <w:p>
-      <w:pPr>
-        <w:spacing w:after="160" w:line="360"/>
-      </w:pPr>
-      <w:r>
-        <w:rPr>
-          <w:rFonts w:ascii="Yu Mincho" w:cs="Yu Mincho" w:eastAsia="Yu Mincho" w:hAnsi="Yu Mincho"/>
-          <w:b w:val="false"/>
-          <w:bCs w:val="false"/>
-          <w:sz w:val="21"/>
-          <w:szCs w:val="21"/>
-        </w:rPr>
-        <w:t xml:space="preserve">副業に注ぎ込んだあの数百時間を、最初から「本業を賭け替える」ことに使っていれば。僕は、あんなに家族を放っておかずに済んだかもしれない。</w:t>
-      </w:r>
-    </w:p>
-    <w:p>
-      <w:pPr>
-        <w:spacing w:after="160" w:line="360"/>
-      </w:pPr>
-      <w:r>
-        <w:rPr>
-          <w:rFonts w:ascii="Yu Mincho" w:cs="Yu Mincho" w:eastAsia="Yu Mincho" w:hAnsi="Yu Mincho"/>
-          <w:b w:val="false"/>
-          <w:bCs w:val="false"/>
-          <w:sz w:val="21"/>
-          <w:szCs w:val="21"/>
-        </w:rPr>
-        <w:t xml:space="preserve">第1巻では、「副業を上乗せするより、本業に賭け直したほうがいい」と書きました。</w:t>
-      </w:r>
-    </w:p>
-    <w:p>
-      <w:pPr>
-        <w:spacing w:after="160" w:line="360"/>
-      </w:pPr>
-      <w:r>
-        <w:rPr>
-          <w:rFonts w:ascii="Yu Mincho" w:cs="Yu Mincho" w:eastAsia="Yu Mincho" w:hAnsi="Yu Mincho"/>
-          <w:b w:val="false"/>
-          <w:bCs w:val="false"/>
-          <w:sz w:val="21"/>
-          <w:szCs w:val="21"/>
-        </w:rPr>
-        <w:t xml:space="preserve">この本は、その「じゃあ、具体的にどうやって?」の答えです。</w:t>
-      </w:r>
-    </w:p>
-    <w:p>
-      <w:pPr>
-        <w:spacing w:after="160" w:line="360"/>
-      </w:pPr>
-      <w:r>
-        <w:rPr>
-          <w:rFonts w:ascii="Yu Mincho" w:cs="Yu Mincho" w:eastAsia="Yu Mincho" w:hAnsi="Yu Mincho"/>
-          <w:b w:val="false"/>
-          <w:bCs w:val="false"/>
-          <w:sz w:val="21"/>
-          <w:szCs w:val="21"/>
-        </w:rPr>
-        <w:t xml:space="preserve">稼いだお金の話ではなく、僕がどうやって「代えのきく歯車」から抜け出して、自分の値段を自分でつけられるようになったのか。その、みっともなくて地味なプロセスを、全部ここに置いておきます。</w:t>
+        <w:t xml:space="preserve">目次</w:t>
+      </w:r>
+    </w:p>
+    <w:p>
+      <w:pPr>
+        <w:spacing w:after="120" w:line="360"/>
+      </w:pPr>
+      <w:hyperlink w:history="1" w:anchor="ch0">
+        <w:r>
+          <w:rPr>
+            <w:rFonts w:ascii="Yu Mincho" w:cs="Yu Mincho" w:eastAsia="Yu Mincho" w:hAnsi="Yu Mincho"/>
+            <w:sz w:val="22"/>
+            <w:szCs w:val="22"/>
+          </w:rPr>
+          <w:t xml:space="preserve">まえがき</w:t>
+        </w:r>
+      </w:hyperlink>
+    </w:p>
+    <w:p>
+      <w:pPr>
+        <w:spacing w:after="120" w:line="360"/>
+      </w:pPr>
+      <w:hyperlink w:history="1" w:anchor="ch1">
+        <w:r>
+          <w:rPr>
+            <w:rFonts w:ascii="Yu Mincho" w:cs="Yu Mincho" w:eastAsia="Yu Mincho" w:hAnsi="Yu Mincho"/>
+            <w:sz w:val="22"/>
+            <w:szCs w:val="22"/>
+          </w:rPr>
+          <w:t xml:space="preserve">第1章 副業の数千時間と、転職の十数時間</w:t>
+        </w:r>
+      </w:hyperlink>
+    </w:p>
+    <w:p>
+      <w:pPr>
+        <w:spacing w:after="120" w:line="360"/>
+      </w:pPr>
+      <w:hyperlink w:history="1" w:anchor="ch2">
+        <w:r>
+          <w:rPr>
+            <w:rFonts w:ascii="Yu Mincho" w:cs="Yu Mincho" w:eastAsia="Yu Mincho" w:hAnsi="Yu Mincho"/>
+            <w:sz w:val="22"/>
+            <w:szCs w:val="22"/>
+          </w:rPr>
+          <w:t xml:space="preserve">第2章 一度上げた年収は、毎月ひとりでに働く</w:t>
+        </w:r>
+      </w:hyperlink>
+    </w:p>
+    <w:p>
+      <w:pPr>
+        <w:spacing w:after="120" w:line="360"/>
+      </w:pPr>
+      <w:hyperlink w:history="1" w:anchor="ch3">
+        <w:r>
+          <w:rPr>
+            <w:rFonts w:ascii="Yu Mincho" w:cs="Yu Mincho" w:eastAsia="Yu Mincho" w:hAnsi="Yu Mincho"/>
+            <w:sz w:val="22"/>
+            <w:szCs w:val="22"/>
+          </w:rPr>
+          <w:t xml:space="preserve">第3章 「代えのきく歯車」を、副業が別の場所へ運んだ</w:t>
+        </w:r>
+      </w:hyperlink>
+    </w:p>
+    <w:p>
+      <w:pPr>
+        <w:spacing w:after="120" w:line="360"/>
+      </w:pPr>
+      <w:hyperlink w:history="1" w:anchor="ch4">
+        <w:r>
+          <w:rPr>
+            <w:rFonts w:ascii="Yu Mincho" w:cs="Yu Mincho" w:eastAsia="Yu Mincho" w:hAnsi="Yu Mincho"/>
+            <w:sz w:val="22"/>
+            <w:szCs w:val="22"/>
+          </w:rPr>
+          <w:t xml:space="preserve">第4章 「その歳から異業種なんて」への、僕の答え</w:t>
+        </w:r>
+      </w:hyperlink>
+    </w:p>
+    <w:p>
+      <w:pPr>
+        <w:spacing w:after="120" w:line="360"/>
+      </w:pPr>
+      <w:hyperlink w:history="1" w:anchor="ch5">
+        <w:r>
+          <w:rPr>
+            <w:rFonts w:ascii="Yu Mincho" w:cs="Yu Mincho" w:eastAsia="Yu Mincho" w:hAnsi="Yu Mincho"/>
+            <w:sz w:val="22"/>
+            <w:szCs w:val="22"/>
+          </w:rPr>
+          <w:t xml:space="preserve">第5章 家族を壊さない、転職活動のやり方</w:t>
+        </w:r>
+      </w:hyperlink>
+    </w:p>
+    <w:p>
+      <w:pPr>
+        <w:spacing w:after="120" w:line="360"/>
+      </w:pPr>
+      <w:hyperlink w:history="1" w:anchor="ch6">
+        <w:r>
+          <w:rPr>
+            <w:rFonts w:ascii="Yu Mincho" w:cs="Yu Mincho" w:eastAsia="Yu Mincho" w:hAnsi="Yu Mincho"/>
+            <w:sz w:val="22"/>
+            <w:szCs w:val="22"/>
+          </w:rPr>
+          <w:t xml:space="preserve">第6章 やってはいけない転職——消耗を、別の場所で作り直すだけ</w:t>
+        </w:r>
+      </w:hyperlink>
+    </w:p>
+    <w:p>
+      <w:pPr>
+        <w:spacing w:after="120" w:line="360"/>
+      </w:pPr>
+      <w:hyperlink w:history="1" w:anchor="ch7">
+        <w:r>
+          <w:rPr>
+            <w:rFonts w:ascii="Yu Mincho" w:cs="Yu Mincho" w:eastAsia="Yu Mincho" w:hAnsi="Yu Mincho"/>
+            <w:sz w:val="22"/>
+            <w:szCs w:val="22"/>
+          </w:rPr>
+          <w:t xml:space="preserve">第7章 エージェントの使い方と、「自分から値段を言う」技術</w:t>
+        </w:r>
+      </w:hyperlink>
+    </w:p>
+    <w:p>
+      <w:pPr>
+        <w:spacing w:after="120" w:line="360"/>
+      </w:pPr>
+      <w:hyperlink w:history="1" w:anchor="ch8">
+        <w:r>
+          <w:rPr>
+            <w:rFonts w:ascii="Yu Mincho" w:cs="Yu Mincho" w:eastAsia="Yu Mincho" w:hAnsi="Yu Mincho"/>
+            <w:sz w:val="22"/>
+            <w:szCs w:val="22"/>
+          </w:rPr>
+          <w:t xml:space="preserve">第8章 実例——15年で400万だった僕が、700万になるまで</w:t>
+        </w:r>
+      </w:hyperlink>
+    </w:p>
+    <w:p>
+      <w:pPr>
+        <w:spacing w:after="120" w:line="360"/>
+      </w:pPr>
+      <w:hyperlink w:history="1" w:anchor="ch9">
+        <w:r>
+          <w:rPr>
+            <w:rFonts w:ascii="Yu Mincho" w:cs="Yu Mincho" w:eastAsia="Yu Mincho" w:hAnsi="Yu Mincho"/>
+            <w:sz w:val="22"/>
+            <w:szCs w:val="22"/>
+          </w:rPr>
+          <w:t xml:space="preserve">おわりに</w:t>
+        </w:r>
+      </w:hyperlink>
+    </w:p>
+    <w:p>
+      <w:pPr>
+        <w:spacing w:after="120" w:line="360"/>
+      </w:pPr>
+      <w:hyperlink w:history="1" w:anchor="ch10">
+        <w:r>
+          <w:rPr>
+            <w:rFonts w:ascii="Yu Mincho" w:cs="Yu Mincho" w:eastAsia="Yu Mincho" w:hAnsi="Yu Mincho"/>
+            <w:sz w:val="22"/>
+            <w:szCs w:val="22"/>
+          </w:rPr>
+          <w:t xml:space="preserve">出典・参考にしたデータ（読者向け）</w:t>
+        </w:r>
+      </w:hyperlink>
+    </w:p>
+    <w:p>
+      <w:r>
+        <w:br w:type="page"/>
       </w:r>
     </w:p>
     <w:p>
@@ -534,6 +479,7 @@
         <w:pStyle w:val="Heading1"/>
         <w:spacing w:after="220" w:before="480"/>
       </w:pPr>
+      <w:bookmarkStart w:name="ch0" w:id="1"/>
       <w:r>
         <w:rPr>
           <w:rFonts w:ascii="Yu Gothic" w:cs="Yu Gothic" w:eastAsia="Yu Gothic" w:hAnsi="Yu Gothic"/>
@@ -542,8 +488,252 @@
           <w:sz w:val="30"/>
           <w:szCs w:val="30"/>
         </w:rPr>
+        <w:t xml:space="preserve">まえがき</w:t>
+      </w:r>
+      <w:bookmarkEnd w:id="1"/>
+    </w:p>
+    <w:p>
+      <w:pPr>
+        <w:spacing w:after="160" w:line="360"/>
+      </w:pPr>
+      <w:r>
+        <w:rPr>
+          <w:rFonts w:ascii="Yu Mincho" w:cs="Yu Mincho" w:eastAsia="Yu Mincho" w:hAnsi="Yu Mincho"/>
+          <w:b w:val="false"/>
+          <w:bCs w:val="false"/>
+          <w:sz w:val="21"/>
+          <w:szCs w:val="21"/>
+        </w:rPr>
+        <w:t xml:space="preserve">送信ボタンの真上で、親指がぴたりと止まったまま、五分が経っていました。</w:t>
+      </w:r>
+    </w:p>
+    <w:p>
+      <w:pPr>
+        <w:spacing w:after="160" w:line="360"/>
+      </w:pPr>
+      <w:r>
+        <w:rPr>
+          <w:rFonts w:ascii="Yu Mincho" w:cs="Yu Mincho" w:eastAsia="Yu Mincho" w:hAnsi="Yu Mincho"/>
+          <w:b w:val="false"/>
+          <w:bCs w:val="false"/>
+          <w:sz w:val="21"/>
+          <w:szCs w:val="21"/>
+        </w:rPr>
+        <w:t xml:space="preserve">画面に表示されているのは、たった三文字の数字。僕が打ち込んだ「700」——希望年収です。</w:t>
+      </w:r>
+    </w:p>
+    <w:p>
+      <w:pPr>
+        <w:spacing w:after="160" w:line="360"/>
+      </w:pPr>
+      <w:r>
+        <w:rPr>
+          <w:rFonts w:ascii="Yu Mincho" w:cs="Yu Mincho" w:eastAsia="Yu Mincho" w:hAnsi="Yu Mincho"/>
+          <w:b w:val="false"/>
+          <w:bCs w:val="false"/>
+          <w:sz w:val="21"/>
+          <w:szCs w:val="21"/>
+        </w:rPr>
+        <w:t xml:space="preserve">「何様のつもりだ、と思われるんじゃないか」。「身の程を知れ、とこの話ごと白紙にされるんじゃないか」。隣に妻が座っているのに、僕は意味もなく、スリープに落ちた画面を、指先で二度、三度と叩いて起こしていました。「700」の三文字を、ただ確かめるためだけに。</w:t>
+      </w:r>
+    </w:p>
+    <w:p>
+      <w:pPr>
+        <w:spacing w:after="160" w:line="360"/>
+      </w:pPr>
+      <w:r>
+        <w:rPr>
+          <w:rFonts w:ascii="Yu Mincho" w:cs="Yu Mincho" w:eastAsia="Yu Mincho" w:hAnsi="Yu Mincho"/>
+          <w:b w:val="false"/>
+          <w:bCs w:val="false"/>
+          <w:sz w:val="21"/>
+          <w:szCs w:val="21"/>
+        </w:rPr>
+        <w:t xml:space="preserve">小売の売り場に15年立っていた僕にとって、給料は「会社から一方的に言い渡されるもの」でした。毎年春、上から一枚の紙が下りてくる。そこに書かれた数字を見て、「今年はこれか」とため息をつく。数百円、上がっただの下がっただので一喜一憂して、それで終わり。自分の値段を、自分の口から言う。そんなことは、生まれてこのかた、一度も考えたことがありませんでした。</w:t>
+      </w:r>
+    </w:p>
+    <w:p>
+      <w:pPr>
+        <w:spacing w:after="160" w:line="360"/>
+      </w:pPr>
+      <w:r>
+        <w:rPr>
+          <w:rFonts w:ascii="Yu Mincho" w:cs="Yu Mincho" w:eastAsia="Yu Mincho" w:hAnsi="Yu Mincho"/>
+          <w:b w:val="false"/>
+          <w:bCs w:val="false"/>
+          <w:sz w:val="21"/>
+          <w:szCs w:val="21"/>
+        </w:rPr>
+        <w:t xml:space="preserve">その僕が、深夜のリビングで、自分の値段を、自分で打ち込んでいる。</w:t>
+      </w:r>
+    </w:p>
+    <w:p>
+      <w:pPr>
+        <w:spacing w:after="160" w:line="360"/>
+      </w:pPr>
+      <w:r>
+        <w:rPr>
+          <w:rFonts w:ascii="Yu Mincho" w:cs="Yu Mincho" w:eastAsia="Yu Mincho" w:hAnsi="Yu Mincho"/>
+          <w:b w:val="false"/>
+          <w:bCs w:val="false"/>
+          <w:sz w:val="21"/>
+          <w:szCs w:val="21"/>
+        </w:rPr>
+        <w:t xml:space="preserve">子どもたちが寝静まった、見慣れた部屋で。第1巻で700万円を溶かした、あの同じテーブルの上で。</w:t>
+      </w:r>
+    </w:p>
+    <w:p>
+      <w:pPr>
+        <w:spacing w:after="160" w:line="360"/>
+      </w:pPr>
+      <w:r>
+        <w:rPr>
+          <w:rFonts w:ascii="Yu Mincho" w:cs="Yu Mincho" w:eastAsia="Yu Mincho" w:hAnsi="Yu Mincho"/>
+          <w:b w:val="false"/>
+          <w:bCs w:val="false"/>
+          <w:sz w:val="21"/>
+          <w:szCs w:val="21"/>
+        </w:rPr>
+        <w:t xml:space="preserve">結論から言うと、そのとき僕が出した金額は、通りました。</w:t>
+      </w:r>
+    </w:p>
+    <w:p>
+      <w:pPr>
+        <w:spacing w:after="160" w:line="360"/>
+      </w:pPr>
+      <w:r>
+        <w:rPr>
+          <w:rFonts w:ascii="Yu Mincho" w:cs="Yu Mincho" w:eastAsia="Yu Mincho" w:hAnsi="Yu Mincho"/>
+          <w:b w:val="false"/>
+          <w:bCs w:val="false"/>
+          <w:sz w:val="21"/>
+          <w:szCs w:val="21"/>
+        </w:rPr>
+        <w:t xml:space="preserve">15年勤めても400万円だった僕の年収は、その一通のメッセージのあとで、700万円になりました。</w:t>
+      </w:r>
+    </w:p>
+    <w:p>
+      <w:pPr>
+        <w:spacing w:after="160" w:line="360"/>
+      </w:pPr>
+      <w:r>
+        <w:rPr>
+          <w:rFonts w:ascii="Yu Mincho" w:cs="Yu Mincho" w:eastAsia="Yu Mincho" w:hAnsi="Yu Mincho"/>
+          <w:b w:val="false"/>
+          <w:bCs w:val="false"/>
+          <w:sz w:val="21"/>
+          <w:szCs w:val="21"/>
+        </w:rPr>
+        <w:t xml:space="preserve">でも、この本で伝えたいのは、「年収が上がった、よかったですね」という自慢話じゃありません。</w:t>
+      </w:r>
+    </w:p>
+    <w:p>
+      <w:pPr>
+        <w:spacing w:after="160" w:line="360"/>
+      </w:pPr>
+      <w:r>
+        <w:rPr>
+          <w:rFonts w:ascii="Yu Mincho" w:cs="Yu Mincho" w:eastAsia="Yu Mincho" w:hAnsi="Yu Mincho"/>
+          <w:b w:val="false"/>
+          <w:bCs w:val="false"/>
+          <w:sz w:val="21"/>
+          <w:szCs w:val="21"/>
+        </w:rPr>
+        <w:t xml:space="preserve">むしろ逆です。僕は、この「自分の値段を自分でつける」という当たり前のことにたどり着くまでに、6年以上を副業に溶かして、700万円を失って、家族との時間まで犠牲にしました。とんでもない遠回りをしたんです。</w:t>
+      </w:r>
+    </w:p>
+    <w:p>
+      <w:pPr>
+        <w:spacing w:after="160" w:line="360"/>
+      </w:pPr>
+      <w:r>
+        <w:rPr>
+          <w:rFonts w:ascii="Yu Mincho" w:cs="Yu Mincho" w:eastAsia="Yu Mincho" w:hAnsi="Yu Mincho"/>
+          <w:b w:val="false"/>
+          <w:bCs w:val="false"/>
+          <w:sz w:val="21"/>
+          <w:szCs w:val="21"/>
+        </w:rPr>
+        <w:t xml:space="preserve">もっと早く、この順番に気づいていれば。</w:t>
+      </w:r>
+    </w:p>
+    <w:p>
+      <w:pPr>
+        <w:spacing w:after="160" w:line="360"/>
+      </w:pPr>
+      <w:r>
+        <w:rPr>
+          <w:rFonts w:ascii="Yu Mincho" w:cs="Yu Mincho" w:eastAsia="Yu Mincho" w:hAnsi="Yu Mincho"/>
+          <w:b w:val="false"/>
+          <w:bCs w:val="false"/>
+          <w:sz w:val="21"/>
+          <w:szCs w:val="21"/>
+        </w:rPr>
+        <w:t xml:space="preserve">副業に注ぎ込んだあの数百時間を、最初から「本業を賭け替える」ことに使っていれば。僕は、あんなに家族を放っておかずに済んだかもしれない。</w:t>
+      </w:r>
+    </w:p>
+    <w:p>
+      <w:pPr>
+        <w:spacing w:after="160" w:line="360"/>
+      </w:pPr>
+      <w:r>
+        <w:rPr>
+          <w:rFonts w:ascii="Yu Mincho" w:cs="Yu Mincho" w:eastAsia="Yu Mincho" w:hAnsi="Yu Mincho"/>
+          <w:b w:val="false"/>
+          <w:bCs w:val="false"/>
+          <w:sz w:val="21"/>
+          <w:szCs w:val="21"/>
+        </w:rPr>
+        <w:t xml:space="preserve">第1巻では、「副業を上乗せするより、本業に賭け直したほうがいい」と書きました。</w:t>
+      </w:r>
+    </w:p>
+    <w:p>
+      <w:pPr>
+        <w:spacing w:after="160" w:line="360"/>
+      </w:pPr>
+      <w:r>
+        <w:rPr>
+          <w:rFonts w:ascii="Yu Mincho" w:cs="Yu Mincho" w:eastAsia="Yu Mincho" w:hAnsi="Yu Mincho"/>
+          <w:b w:val="false"/>
+          <w:bCs w:val="false"/>
+          <w:sz w:val="21"/>
+          <w:szCs w:val="21"/>
+        </w:rPr>
+        <w:t xml:space="preserve">この本は、その「じゃあ、具体的にどうやって?」の答えです。</w:t>
+      </w:r>
+    </w:p>
+    <w:p>
+      <w:pPr>
+        <w:spacing w:after="160" w:line="360"/>
+      </w:pPr>
+      <w:r>
+        <w:rPr>
+          <w:rFonts w:ascii="Yu Mincho" w:cs="Yu Mincho" w:eastAsia="Yu Mincho" w:hAnsi="Yu Mincho"/>
+          <w:b w:val="false"/>
+          <w:bCs w:val="false"/>
+          <w:sz w:val="21"/>
+          <w:szCs w:val="21"/>
+        </w:rPr>
+        <w:t xml:space="preserve">稼いだお金の話ではなく、僕がどうやって「代えのきく歯車」から抜け出して、自分の値段を自分でつけられるようになったのか。その、みっともなくて地味なプロセスを、全部ここに置いておきます。</w:t>
+      </w:r>
+    </w:p>
+    <w:p>
+      <w:pPr>
+        <w:pStyle w:val="Heading1"/>
+        <w:spacing w:after="220" w:before="480"/>
+      </w:pPr>
+      <w:bookmarkStart w:name="ch1" w:id="1"/>
+      <w:r>
+        <w:rPr>
+          <w:rFonts w:ascii="Yu Gothic" w:cs="Yu Gothic" w:eastAsia="Yu Gothic" w:hAnsi="Yu Gothic"/>
+          <w:b/>
+          <w:bCs/>
+          <w:sz w:val="30"/>
+          <w:szCs w:val="30"/>
+        </w:rPr>
         <w:t xml:space="preserve">第1章 副業の数千時間と、転職の十数時間</w:t>
       </w:r>
+      <w:bookmarkEnd w:id="1"/>
     </w:p>
     <w:p>
       <w:pPr>
@@ -957,6 +1147,7 @@
         <w:pStyle w:val="Heading1"/>
         <w:spacing w:after="220" w:before="480"/>
       </w:pPr>
+      <w:bookmarkStart w:name="ch2" w:id="1"/>
       <w:r>
         <w:rPr>
           <w:rFonts w:ascii="Yu Gothic" w:cs="Yu Gothic" w:eastAsia="Yu Gothic" w:hAnsi="Yu Gothic"/>
@@ -967,6 +1158,7 @@
         </w:rPr>
         <w:t xml:space="preserve">第2章 一度上げた年収は、毎月ひとりでに働く</w:t>
       </w:r>
+      <w:bookmarkEnd w:id="1"/>
     </w:p>
     <w:p>
       <w:pPr>
@@ -1321,6 +1513,7 @@
         <w:pStyle w:val="Heading1"/>
         <w:spacing w:after="220" w:before="480"/>
       </w:pPr>
+      <w:bookmarkStart w:name="ch3" w:id="1"/>
       <w:r>
         <w:rPr>
           <w:rFonts w:ascii="Yu Gothic" w:cs="Yu Gothic" w:eastAsia="Yu Gothic" w:hAnsi="Yu Gothic"/>
@@ -1331,6 +1524,7 @@
         </w:rPr>
         <w:t xml:space="preserve">第3章 「代えのきく歯車」を、副業が別の場所へ運んだ</w:t>
       </w:r>
+      <w:bookmarkEnd w:id="1"/>
     </w:p>
     <w:p>
       <w:pPr>
@@ -1835,6 +2029,7 @@
         <w:pStyle w:val="Heading1"/>
         <w:spacing w:after="220" w:before="480"/>
       </w:pPr>
+      <w:bookmarkStart w:name="ch4" w:id="1"/>
       <w:r>
         <w:rPr>
           <w:rFonts w:ascii="Yu Gothic" w:cs="Yu Gothic" w:eastAsia="Yu Gothic" w:hAnsi="Yu Gothic"/>
@@ -1845,6 +2040,7 @@
         </w:rPr>
         <w:t xml:space="preserve">第4章 「その歳から異業種なんて」への、僕の答え</w:t>
       </w:r>
+      <w:bookmarkEnd w:id="1"/>
     </w:p>
     <w:p>
       <w:pPr>
@@ -2184,6 +2380,7 @@
         <w:pStyle w:val="Heading1"/>
         <w:spacing w:after="220" w:before="480"/>
       </w:pPr>
+      <w:bookmarkStart w:name="ch5" w:id="1"/>
       <w:r>
         <w:rPr>
           <w:rFonts w:ascii="Yu Gothic" w:cs="Yu Gothic" w:eastAsia="Yu Gothic" w:hAnsi="Yu Gothic"/>
@@ -2194,6 +2391,7 @@
         </w:rPr>
         <w:t xml:space="preserve">第5章 家族を壊さない、転職活動のやり方</w:t>
       </w:r>
+      <w:bookmarkEnd w:id="1"/>
     </w:p>
     <w:p>
       <w:pPr>
@@ -2593,6 +2791,7 @@
         <w:pStyle w:val="Heading1"/>
         <w:spacing w:after="220" w:before="480"/>
       </w:pPr>
+      <w:bookmarkStart w:name="ch6" w:id="1"/>
       <w:r>
         <w:rPr>
           <w:rFonts w:ascii="Yu Gothic" w:cs="Yu Gothic" w:eastAsia="Yu Gothic" w:hAnsi="Yu Gothic"/>
@@ -2603,6 +2802,7 @@
         </w:rPr>
         <w:t xml:space="preserve">第6章 やってはいけない転職——消耗を、別の場所で作り直すだけ</w:t>
       </w:r>
+      <w:bookmarkEnd w:id="1"/>
     </w:p>
     <w:p>
       <w:pPr>
@@ -2987,6 +3187,7 @@
         <w:pStyle w:val="Heading1"/>
         <w:spacing w:after="220" w:before="480"/>
       </w:pPr>
+      <w:bookmarkStart w:name="ch7" w:id="1"/>
       <w:r>
         <w:rPr>
           <w:rFonts w:ascii="Yu Gothic" w:cs="Yu Gothic" w:eastAsia="Yu Gothic" w:hAnsi="Yu Gothic"/>
@@ -2997,6 +3198,7 @@
         </w:rPr>
         <w:t xml:space="preserve">第7章 エージェントの使い方と、「自分から値段を言う」技術</w:t>
       </w:r>
+      <w:bookmarkEnd w:id="1"/>
     </w:p>
     <w:p>
       <w:pPr>
@@ -3427,6 +3629,7 @@
         <w:pStyle w:val="Heading1"/>
         <w:spacing w:after="220" w:before="480"/>
       </w:pPr>
+      <w:bookmarkStart w:name="ch8" w:id="1"/>
       <w:r>
         <w:rPr>
           <w:rFonts w:ascii="Yu Gothic" w:cs="Yu Gothic" w:eastAsia="Yu Gothic" w:hAnsi="Yu Gothic"/>
@@ -3437,6 +3640,7 @@
         </w:rPr>
         <w:t xml:space="preserve">第8章 実例——15年で400万だった僕が、700万になるまで</w:t>
       </w:r>
+      <w:bookmarkEnd w:id="1"/>
     </w:p>
     <w:p>
       <w:pPr>
@@ -4168,6 +4372,7 @@
         <w:pStyle w:val="Heading1"/>
         <w:spacing w:after="220" w:before="480"/>
       </w:pPr>
+      <w:bookmarkStart w:name="ch9" w:id="1"/>
       <w:r>
         <w:rPr>
           <w:rFonts w:ascii="Yu Gothic" w:cs="Yu Gothic" w:eastAsia="Yu Gothic" w:hAnsi="Yu Gothic"/>
@@ -4178,6 +4383,7 @@
         </w:rPr>
         <w:t xml:space="preserve">おわりに</w:t>
       </w:r>
+      <w:bookmarkEnd w:id="1"/>
     </w:p>
     <w:p>
       <w:pPr>
@@ -4470,6 +4676,7 @@
         <w:pStyle w:val="Heading1"/>
         <w:spacing w:after="220" w:before="480"/>
       </w:pPr>
+      <w:bookmarkStart w:name="ch10" w:id="1"/>
       <w:r>
         <w:rPr>
           <w:rFonts w:ascii="Yu Gothic" w:cs="Yu Gothic" w:eastAsia="Yu Gothic" w:hAnsi="Yu Gothic"/>
@@ -4480,6 +4687,7 @@
         </w:rPr>
         <w:t xml:space="preserve">出典・参考にしたデータ（読者向け）</w:t>
       </w:r>
+      <w:bookmarkEnd w:id="1"/>
     </w:p>
     <w:p>
       <w:pPr>

--- a/kindle/入稿/第2巻_副業＜転職.docx
+++ b/kindle/入稿/第2巻_副業＜転職.docx
@@ -4623,21 +4623,6 @@
           <w:sz w:val="21"/>
           <w:szCs w:val="21"/>
         </w:rPr>
-        <w:t xml:space="preserve">（本ではこの下にQRコード画像を配置。画像=`kindle/assets/line_qr.png`）</w:t>
-      </w:r>
-    </w:p>
-    <w:p>
-      <w:pPr>
-        <w:spacing w:after="160" w:line="360"/>
-      </w:pPr>
-      <w:r>
-        <w:rPr>
-          <w:rFonts w:ascii="Yu Mincho" w:cs="Yu Mincho" w:eastAsia="Yu Mincho" w:hAnsi="Yu Mincho"/>
-          <w:b w:val="false"/>
-          <w:bCs w:val="false"/>
-          <w:sz w:val="21"/>
-          <w:szCs w:val="21"/>
-        </w:rPr>
         <w:t xml:space="preserve">最後に。</w:t>
       </w:r>
     </w:p>
@@ -5004,7 +4989,7 @@
           <w:sz w:val="21"/>
           <w:szCs w:val="21"/>
         </w:rPr>
-        <w:t xml:space="preserve">［発売日を記載］　初版発行</w:t>
+        <w:t xml:space="preserve">2026年　初版発行</w:t>
       </w:r>
     </w:p>
     <w:p>

--- a/kindle/入稿/第2巻_副業＜転職.docx
+++ b/kindle/入稿/第2巻_副業＜転職.docx
@@ -4608,8 +4608,22 @@
           <w:sz w:val="21"/>
           <w:szCs w:val="21"/>
         </w:rPr>
-        <w:t xml:space="preserve">▶ 無料で受け取る（LINEで友だち追加）: https://lin.ee/UB707h4</w:t>
-      </w:r>
+        <w:t xml:space="preserve">▶ 無料で受け取る（LINEで友だち追加）: </w:t>
+      </w:r>
+      <w:hyperlink w:history="1" r:id="rIdod2tkrcnza2ey-smh4gvg">
+        <w:r>
+          <w:rPr>
+            <w:rFonts w:ascii="Yu Mincho" w:cs="Yu Mincho" w:eastAsia="Yu Mincho" w:hAnsi="Yu Mincho"/>
+            <w:b w:val="false"/>
+            <w:bCs w:val="false"/>
+            <w:color w:val="0563C1"/>
+            <w:sz w:val="21"/>
+            <w:szCs w:val="21"/>
+            <w:u w:val="single"/>
+          </w:rPr>
+          <w:t xml:space="preserve">https://lin.ee/UB707h4</w:t>
+        </w:r>
+      </w:hyperlink>
     </w:p>
     <w:p>
       <w:pPr>
@@ -4701,6 +4715,8 @@
       <w:r>
         <w:rPr>
           <w:rFonts w:ascii="Yu Mincho" w:cs="Yu Mincho" w:eastAsia="Yu Mincho" w:hAnsi="Yu Mincho"/>
+          <w:b w:val="false"/>
+          <w:bCs w:val="false"/>
           <w:sz w:val="21"/>
           <w:szCs w:val="21"/>
         </w:rPr>
@@ -4719,6 +4735,8 @@
       <w:r>
         <w:rPr>
           <w:rFonts w:ascii="Yu Mincho" w:cs="Yu Mincho" w:eastAsia="Yu Mincho" w:hAnsi="Yu Mincho"/>
+          <w:b w:val="false"/>
+          <w:bCs w:val="false"/>
           <w:sz w:val="21"/>
           <w:szCs w:val="21"/>
         </w:rPr>
@@ -4737,6 +4755,8 @@
       <w:r>
         <w:rPr>
           <w:rFonts w:ascii="Yu Mincho" w:cs="Yu Mincho" w:eastAsia="Yu Mincho" w:hAnsi="Yu Mincho"/>
+          <w:b w:val="false"/>
+          <w:bCs w:val="false"/>
           <w:sz w:val="21"/>
           <w:szCs w:val="21"/>
         </w:rPr>
@@ -4755,6 +4775,8 @@
       <w:r>
         <w:rPr>
           <w:rFonts w:ascii="Yu Mincho" w:cs="Yu Mincho" w:eastAsia="Yu Mincho" w:hAnsi="Yu Mincho"/>
+          <w:b w:val="false"/>
+          <w:bCs w:val="false"/>
           <w:sz w:val="21"/>
           <w:szCs w:val="21"/>
         </w:rPr>
@@ -4773,6 +4795,8 @@
       <w:r>
         <w:rPr>
           <w:rFonts w:ascii="Yu Mincho" w:cs="Yu Mincho" w:eastAsia="Yu Mincho" w:hAnsi="Yu Mincho"/>
+          <w:b w:val="false"/>
+          <w:bCs w:val="false"/>
           <w:sz w:val="21"/>
           <w:szCs w:val="21"/>
         </w:rPr>
@@ -4791,6 +4815,8 @@
       <w:r>
         <w:rPr>
           <w:rFonts w:ascii="Yu Mincho" w:cs="Yu Mincho" w:eastAsia="Yu Mincho" w:hAnsi="Yu Mincho"/>
+          <w:b w:val="false"/>
+          <w:bCs w:val="false"/>
           <w:sz w:val="21"/>
           <w:szCs w:val="21"/>
         </w:rPr>
@@ -4809,6 +4835,8 @@
       <w:r>
         <w:rPr>
           <w:rFonts w:ascii="Yu Mincho" w:cs="Yu Mincho" w:eastAsia="Yu Mincho" w:hAnsi="Yu Mincho"/>
+          <w:b w:val="false"/>
+          <w:bCs w:val="false"/>
           <w:sz w:val="21"/>
           <w:szCs w:val="21"/>
         </w:rPr>
